--- a/01 Tanakh/02 Nevi_im/02 Latter Prophets/11 Yirmeyahu/Yirmeyahu 07.docx
+++ b/01 Tanakh/02 Nevi_im/02 Latter Prophets/11 Yirmeyahu/Yirmeyahu 07.docx
@@ -22,7 +22,7 @@
           <w:szCs w:val="24"/>
           <w:rtl w:val="0"/>
         </w:rPr>
-        <w:t xml:space="preserve">(Book Title)</w:t>
+        <w:t xml:space="preserve">Yirmeyahu</w:t>
       </w:r>
     </w:p>
     <w:p>
@@ -43,7 +43,12 @@
           <w:szCs w:val="40"/>
           <w:rtl w:val="0"/>
         </w:rPr>
-        <w:t xml:space="preserve">1</w:t>
+        <w:t xml:space="preserve">7</w:t>
+      </w:r>
+      <w:r>
+        <w:rPr>
+          <w:rtl w:val="0"/>
+        </w:rPr>
       </w:r>
     </w:p>
     <w:p>
@@ -84,238 +89,1105 @@
     </w:p>
     <w:p>
       <w:pPr>
-        <w:ind w:firstLine="720"/>
+        <w:ind w:left="0" w:firstLine="0"/>
+        <w:rPr>
+          <w:sz w:val="24"/>
+          <w:szCs w:val="24"/>
+        </w:rPr>
+      </w:pPr>
+      <w:r>
+        <w:rPr>
+          <w:rtl w:val="0"/>
+        </w:rPr>
+      </w:r>
+    </w:p>
+    <w:p>
+      <w:pPr>
+        <w:numPr>
+          <w:ilvl w:val="0"/>
+          <w:numId w:val="1"/>
+        </w:numPr>
+        <w:ind w:left="720" w:hanging="360"/>
+        <w:rPr>
+          <w:sz w:val="24"/>
+          <w:szCs w:val="24"/>
+          <w:u w:val="none"/>
+        </w:rPr>
+      </w:pPr>
+      <w:r>
+        <w:rPr>
+          <w:sz w:val="24"/>
+          <w:szCs w:val="24"/>
+          <w:rtl w:val="0"/>
+        </w:rPr>
+        <w:t xml:space="preserve">This word came to Yirmeyahu from EHYEH:</w:t>
+      </w:r>
+    </w:p>
+    <w:p>
+      <w:pPr>
+        <w:numPr>
+          <w:ilvl w:val="0"/>
+          <w:numId w:val="1"/>
+        </w:numPr>
+        <w:ind w:left="720" w:hanging="360"/>
+        <w:rPr>
+          <w:sz w:val="24"/>
+          <w:szCs w:val="24"/>
+          <w:u w:val="none"/>
+        </w:rPr>
+      </w:pPr>
+      <w:r>
+        <w:rPr>
+          <w:sz w:val="24"/>
+          <w:szCs w:val="24"/>
+          <w:rtl w:val="0"/>
+        </w:rPr>
+        <w:t xml:space="preserve">“Stand at the gate of the house of EHYEH and proclaim this word: ‘Listen to the word of EHYEH, all you from Y’hudah who enter these gates to worship EHYEH!</w:t>
+      </w:r>
+    </w:p>
+    <w:p>
+      <w:pPr>
+        <w:numPr>
+          <w:ilvl w:val="0"/>
+          <w:numId w:val="1"/>
+        </w:numPr>
+        <w:ind w:left="720" w:hanging="360"/>
+        <w:rPr>
+          <w:sz w:val="24"/>
+          <w:szCs w:val="24"/>
+          <w:u w:val="none"/>
+        </w:rPr>
+      </w:pPr>
+      <w:r>
+        <w:rPr>
+          <w:sz w:val="24"/>
+          <w:szCs w:val="24"/>
+          <w:rtl w:val="0"/>
+        </w:rPr>
+        <w:t xml:space="preserve">Here is what YIHOVEH TZVA'OT, Elohei of Isra’el, says: “Improve your ways and actions, and I will let you stay in this place.</w:t>
+      </w:r>
+    </w:p>
+    <w:p>
+      <w:pPr>
+        <w:numPr>
+          <w:ilvl w:val="0"/>
+          <w:numId w:val="1"/>
+        </w:numPr>
+        <w:ind w:left="720" w:hanging="360"/>
+        <w:rPr>
+          <w:sz w:val="24"/>
+          <w:szCs w:val="24"/>
+          <w:u w:val="none"/>
+        </w:rPr>
+      </w:pPr>
+      <w:r>
+        <w:rPr>
+          <w:sz w:val="24"/>
+          <w:szCs w:val="24"/>
+          <w:rtl w:val="0"/>
+        </w:rPr>
+        <w:t xml:space="preserve">Don’t rely on that deceitful slogan, ‘The temple of YIHOVEH, the temple of YIHOVEH — these are the temple of YIHOVEH.’</w:t>
+      </w:r>
+    </w:p>
+    <w:p>
+      <w:pPr>
+        <w:numPr>
+          <w:ilvl w:val="0"/>
+          <w:numId w:val="1"/>
+        </w:numPr>
+        <w:ind w:left="720" w:hanging="360"/>
+        <w:rPr>
+          <w:sz w:val="24"/>
+          <w:szCs w:val="24"/>
+          <w:u w:val="none"/>
+        </w:rPr>
+      </w:pPr>
+      <w:r>
+        <w:rPr>
+          <w:sz w:val="24"/>
+          <w:szCs w:val="24"/>
+          <w:rtl w:val="0"/>
+        </w:rPr>
+        <w:t xml:space="preserve">No, but if you really improve your ways and actions; if you really administer justice between people;</w:t>
+      </w:r>
+    </w:p>
+    <w:p>
+      <w:pPr>
+        <w:numPr>
+          <w:ilvl w:val="0"/>
+          <w:numId w:val="1"/>
+        </w:numPr>
+        <w:ind w:left="720" w:hanging="360"/>
+        <w:rPr>
+          <w:sz w:val="24"/>
+          <w:szCs w:val="24"/>
+          <w:u w:val="none"/>
+        </w:rPr>
+      </w:pPr>
+      <w:r>
+        <w:rPr>
+          <w:sz w:val="24"/>
+          <w:szCs w:val="24"/>
+          <w:rtl w:val="0"/>
+        </w:rPr>
+        <w:t xml:space="preserve">if you stop oppressing foreigners, orphans and widows; if you stop shedding innocent blood in this place; and if you stop following other idols, to your own harm;</w:t>
+      </w:r>
+    </w:p>
+    <w:p>
+      <w:pPr>
+        <w:numPr>
+          <w:ilvl w:val="0"/>
+          <w:numId w:val="1"/>
+        </w:numPr>
+        <w:ind w:left="720" w:hanging="360"/>
+        <w:rPr>
+          <w:sz w:val="24"/>
+          <w:szCs w:val="24"/>
+          <w:u w:val="none"/>
+        </w:rPr>
+      </w:pPr>
+      <w:r>
+        <w:rPr>
+          <w:sz w:val="24"/>
+          <w:szCs w:val="24"/>
+          <w:rtl w:val="0"/>
+        </w:rPr>
+        <w:t xml:space="preserve">then I will let you stay in this place, in the land I gave to your ancestors forever and ever.</w:t>
+      </w:r>
+    </w:p>
+    <w:p>
+      <w:pPr>
+        <w:numPr>
+          <w:ilvl w:val="0"/>
+          <w:numId w:val="1"/>
+        </w:numPr>
+        <w:ind w:left="720" w:hanging="360"/>
+        <w:rPr>
+          <w:sz w:val="24"/>
+          <w:szCs w:val="24"/>
+          <w:u w:val="none"/>
+        </w:rPr>
+      </w:pPr>
+      <w:r>
+        <w:rPr>
+          <w:sz w:val="24"/>
+          <w:szCs w:val="24"/>
+          <w:rtl w:val="0"/>
+        </w:rPr>
+        <w:t xml:space="preserve">Look! You are relying on deceitful words that can’t do you any good.</w:t>
+      </w:r>
+    </w:p>
+    <w:p>
+      <w:pPr>
+        <w:numPr>
+          <w:ilvl w:val="0"/>
+          <w:numId w:val="1"/>
+        </w:numPr>
+        <w:ind w:left="720" w:hanging="360"/>
+        <w:rPr>
+          <w:sz w:val="24"/>
+          <w:szCs w:val="24"/>
+          <w:u w:val="none"/>
+        </w:rPr>
+      </w:pPr>
+      <w:r>
+        <w:rPr>
+          <w:sz w:val="24"/>
+          <w:szCs w:val="24"/>
+          <w:rtl w:val="0"/>
+        </w:rPr>
+        <w:t xml:space="preserve">First you steal, murder, commit adultery, swear falsely, offer to Ba‘al and go after other idols that you haven’t known.</w:t>
+      </w:r>
+    </w:p>
+    <w:p>
+      <w:pPr>
+        <w:numPr>
+          <w:ilvl w:val="0"/>
+          <w:numId w:val="1"/>
+        </w:numPr>
+        <w:ind w:left="720" w:hanging="360"/>
+        <w:rPr>
+          <w:sz w:val="24"/>
+          <w:szCs w:val="24"/>
+          <w:u w:val="none"/>
+        </w:rPr>
+      </w:pPr>
+      <w:r>
+        <w:rPr>
+          <w:sz w:val="24"/>
+          <w:szCs w:val="24"/>
+          <w:rtl w:val="0"/>
+        </w:rPr>
+        <w:t xml:space="preserve">Then you come and stand before me in this house that bears my name and say, ‘We are saved’ — so that you can go on doing these abominations!</w:t>
+      </w:r>
+    </w:p>
+    <w:p>
+      <w:pPr>
+        <w:numPr>
+          <w:ilvl w:val="0"/>
+          <w:numId w:val="1"/>
+        </w:numPr>
+        <w:ind w:left="720" w:hanging="360"/>
+        <w:rPr>
+          <w:sz w:val="24"/>
+          <w:szCs w:val="24"/>
+          <w:u w:val="none"/>
+        </w:rPr>
+      </w:pPr>
+      <w:r>
+        <w:rPr>
+          <w:sz w:val="24"/>
+          <w:szCs w:val="24"/>
+          <w:rtl w:val="0"/>
+        </w:rPr>
+        <w:t xml:space="preserve">Do you regard this house, which bears my name, as a cave for bandits? I can see for myself what’s going on,” says EHYEH.</w:t>
+      </w:r>
+    </w:p>
+    <w:p>
+      <w:pPr>
+        <w:numPr>
+          <w:ilvl w:val="0"/>
+          <w:numId w:val="1"/>
+        </w:numPr>
+        <w:ind w:left="720" w:hanging="360"/>
+        <w:rPr>
+          <w:sz w:val="24"/>
+          <w:szCs w:val="24"/>
+          <w:u w:val="none"/>
+        </w:rPr>
+      </w:pPr>
+      <w:r>
+        <w:rPr>
+          <w:sz w:val="24"/>
+          <w:szCs w:val="24"/>
+          <w:rtl w:val="0"/>
+        </w:rPr>
+        <w:t xml:space="preserve">“Go to the place in Shiloh that used to be mine, that used to bear my name, and see what I did to it because of the wickedness of my people Isra’el.</w:t>
+      </w:r>
+    </w:p>
+    <w:p>
+      <w:pPr>
+        <w:numPr>
+          <w:ilvl w:val="0"/>
+          <w:numId w:val="1"/>
+        </w:numPr>
+        <w:ind w:left="720" w:hanging="360"/>
+        <w:rPr>
+          <w:sz w:val="24"/>
+          <w:szCs w:val="24"/>
+          <w:u w:val="none"/>
+        </w:rPr>
+      </w:pPr>
+      <w:r>
+        <w:rPr>
+          <w:sz w:val="24"/>
+          <w:szCs w:val="24"/>
+          <w:rtl w:val="0"/>
+        </w:rPr>
+        <w:t xml:space="preserve">I spoke to you again and again, but you wouldn’t listen. I called you, but you wouldn’t answer. Now,” says EHYEH, “because you have done all these things,</w:t>
+      </w:r>
+    </w:p>
+    <w:p>
+      <w:pPr>
+        <w:numPr>
+          <w:ilvl w:val="0"/>
+          <w:numId w:val="1"/>
+        </w:numPr>
+        <w:ind w:left="720" w:hanging="360"/>
+        <w:rPr>
+          <w:sz w:val="24"/>
+          <w:szCs w:val="24"/>
+          <w:u w:val="none"/>
+        </w:rPr>
+      </w:pPr>
+      <w:r>
+        <w:rPr>
+          <w:sz w:val="24"/>
+          <w:szCs w:val="24"/>
+          <w:rtl w:val="0"/>
+        </w:rPr>
+        <w:t xml:space="preserve">I will do to the house that bears my name, on which you rely, and to the place I gave you and your ancestors, what I did to Shiloh;</w:t>
+      </w:r>
+    </w:p>
+    <w:p>
+      <w:pPr>
+        <w:numPr>
+          <w:ilvl w:val="0"/>
+          <w:numId w:val="1"/>
+        </w:numPr>
+        <w:ind w:left="720" w:hanging="360"/>
+        <w:rPr>
+          <w:sz w:val="24"/>
+          <w:szCs w:val="24"/>
+          <w:u w:val="none"/>
+        </w:rPr>
+      </w:pPr>
+      <w:r>
+        <w:rPr>
+          <w:sz w:val="24"/>
+          <w:szCs w:val="24"/>
+          <w:rtl w:val="0"/>
+        </w:rPr>
+        <w:t xml:space="preserve">and I will drive you out of my presence, just as I drove out all your kinsmen, all the descendants of Efrayim.”’</w:t>
+      </w:r>
+    </w:p>
+    <w:p>
+      <w:pPr>
+        <w:rPr>
+          <w:sz w:val="24"/>
+          <w:szCs w:val="24"/>
+        </w:rPr>
+      </w:pPr>
+      <w:r>
+        <w:rPr>
+          <w:rtl w:val="0"/>
+        </w:rPr>
+      </w:r>
+    </w:p>
+    <w:p>
+      <w:pPr>
+        <w:rPr>
+          <w:sz w:val="24"/>
+          <w:szCs w:val="24"/>
+        </w:rPr>
+      </w:pPr>
+      <w:r>
+        <w:rPr>
+          <w:rtl w:val="0"/>
+        </w:rPr>
+      </w:r>
+    </w:p>
+    <w:p>
+      <w:pPr>
+        <w:rPr>
+          <w:sz w:val="24"/>
+          <w:szCs w:val="24"/>
+        </w:rPr>
+      </w:pPr>
+      <w:r>
+        <w:rPr>
+          <w:rtl w:val="0"/>
+        </w:rPr>
+      </w:r>
+    </w:p>
+    <w:p>
+      <w:pPr>
+        <w:rPr>
+          <w:sz w:val="24"/>
+          <w:szCs w:val="24"/>
+        </w:rPr>
+      </w:pPr>
+      <w:r>
+        <w:rPr>
+          <w:rtl w:val="0"/>
+        </w:rPr>
+      </w:r>
+    </w:p>
+    <w:p>
+      <w:pPr>
+        <w:rPr>
+          <w:sz w:val="24"/>
+          <w:szCs w:val="24"/>
+        </w:rPr>
+      </w:pPr>
+      <w:r>
+        <w:rPr>
+          <w:rtl w:val="0"/>
+        </w:rPr>
+      </w:r>
+    </w:p>
+    <w:p>
+      <w:pPr>
+        <w:rPr>
+          <w:sz w:val="24"/>
+          <w:szCs w:val="24"/>
+        </w:rPr>
+      </w:pPr>
+      <w:r>
+        <w:rPr>
+          <w:rtl w:val="0"/>
+        </w:rPr>
+      </w:r>
+    </w:p>
+    <w:p>
+      <w:pPr>
+        <w:jc w:val="center"/>
         <w:rPr>
           <w:b w:val="1"/>
           <w:bCs w:val="1"/>
-          <w:sz w:val="24"/>
-          <w:szCs w:val="24"/>
-        </w:rPr>
-      </w:pPr>
-      <w:r>
-        <w:rPr>
-          <w:rtl w:val="0"/>
-        </w:rPr>
-      </w:r>
-    </w:p>
-    <w:p>
-      <w:pPr>
-        <w:numPr>
-          <w:ilvl w:val="0"/>
-          <w:numId w:val="1"/>
-        </w:numPr>
-        <w:ind w:left="720" w:hanging="360"/>
-        <w:rPr>
-          <w:sz w:val="24"/>
-          <w:szCs w:val="24"/>
-          <w:u w:val="none"/>
-        </w:rPr>
-      </w:pPr>
-      <w:r>
-        <w:rPr>
-          <w:sz w:val="24"/>
-          <w:szCs w:val="24"/>
-          <w:rtl w:val="0"/>
-        </w:rPr>
-        <w:t xml:space="preserve">Text</w:t>
-      </w:r>
-    </w:p>
-    <w:p>
-      <w:pPr>
-        <w:rPr>
-          <w:sz w:val="24"/>
-          <w:szCs w:val="24"/>
-        </w:rPr>
-      </w:pPr>
-      <w:r>
-        <w:rPr>
-          <w:rtl w:val="0"/>
-        </w:rPr>
-      </w:r>
-    </w:p>
-    <w:p>
-      <w:pPr>
-        <w:rPr>
-          <w:sz w:val="24"/>
-          <w:szCs w:val="24"/>
-        </w:rPr>
-      </w:pPr>
-      <w:r>
-        <w:rPr>
-          <w:rtl w:val="0"/>
-        </w:rPr>
-      </w:r>
-    </w:p>
-    <w:p>
-      <w:pPr>
-        <w:ind w:firstLine="720"/>
+          <w:color w:val="999999"/>
+          <w:sz w:val="24"/>
+          <w:szCs w:val="24"/>
+        </w:rPr>
+      </w:pPr>
+      <w:r>
         <w:rPr>
           <w:b w:val="1"/>
           <w:bCs w:val="1"/>
-          <w:sz w:val="24"/>
-          <w:szCs w:val="24"/>
-        </w:rPr>
-      </w:pPr>
-      <w:r>
-        <w:rPr>
-          <w:b w:val="1"/>
-          <w:bCs w:val="1"/>
-          <w:sz w:val="24"/>
-          <w:szCs w:val="24"/>
-          <w:rtl w:val="0"/>
-        </w:rPr>
-        <w:t xml:space="preserve">(Section Title)</w:t>
-      </w:r>
-    </w:p>
-    <w:p>
-      <w:pPr>
-        <w:ind w:firstLine="720"/>
-        <w:rPr>
-          <w:b w:val="1"/>
-          <w:bCs w:val="1"/>
-          <w:sz w:val="24"/>
-          <w:szCs w:val="24"/>
-        </w:rPr>
-      </w:pPr>
-      <w:r>
-        <w:rPr>
-          <w:rtl w:val="0"/>
-        </w:rPr>
-      </w:r>
-    </w:p>
-    <w:p>
-      <w:pPr>
-        <w:numPr>
-          <w:ilvl w:val="0"/>
-          <w:numId w:val="1"/>
-        </w:numPr>
-        <w:ind w:left="720" w:hanging="360"/>
-        <w:rPr>
-          <w:sz w:val="24"/>
-          <w:szCs w:val="24"/>
-          <w:u w:val="none"/>
-        </w:rPr>
-      </w:pPr>
-      <w:r>
-        <w:rPr>
-          <w:sz w:val="24"/>
-          <w:szCs w:val="24"/>
-          <w:rtl w:val="0"/>
-        </w:rPr>
-        <w:t xml:space="preserve">Text</w:t>
-      </w:r>
-    </w:p>
-    <w:p>
-      <w:pPr>
-        <w:rPr>
-          <w:sz w:val="24"/>
-          <w:szCs w:val="24"/>
-        </w:rPr>
-      </w:pPr>
-      <w:r>
-        <w:rPr>
-          <w:rtl w:val="0"/>
-        </w:rPr>
+          <w:color w:val="999999"/>
+          <w:sz w:val="24"/>
+          <w:szCs w:val="24"/>
+          <w:rtl w:val="0"/>
+        </w:rPr>
+        <w:t xml:space="preserve">Yirmeyahu</w:t>
       </w:r>
     </w:p>
     <w:p>
       <w:pPr>
         <w:jc w:val="center"/>
+        <w:rPr>
+          <w:sz w:val="24"/>
+          <w:szCs w:val="24"/>
+        </w:rPr>
+      </w:pPr>
+      <w:r>
         <w:rPr>
           <w:b w:val="1"/>
           <w:bCs w:val="1"/>
           <w:sz w:val="40"/>
           <w:szCs w:val="40"/>
-        </w:rPr>
-      </w:pPr>
-      <w:r>
+          <w:rtl w:val="0"/>
+        </w:rPr>
+        <w:t xml:space="preserve">7</w:t>
+      </w:r>
+      <w:r>
+        <w:rPr>
+          <w:rtl w:val="0"/>
+        </w:rPr>
+      </w:r>
+    </w:p>
+    <w:p>
+      <w:pPr>
+        <w:rPr>
+          <w:sz w:val="24"/>
+          <w:szCs w:val="24"/>
+        </w:rPr>
+      </w:pPr>
+      <w:r>
+        <w:rPr>
+          <w:rtl w:val="0"/>
+        </w:rPr>
+      </w:r>
+    </w:p>
+    <w:p>
+      <w:pPr>
+        <w:ind w:firstLine="720"/>
+        <w:rPr>
+          <w:b w:val="1"/>
+          <w:bCs w:val="1"/>
+          <w:sz w:val="24"/>
+          <w:szCs w:val="24"/>
+        </w:rPr>
+      </w:pPr>
+      <w:r>
+        <w:rPr>
+          <w:b w:val="1"/>
+          <w:bCs w:val="1"/>
+          <w:sz w:val="24"/>
+          <w:szCs w:val="24"/>
+          <w:rtl w:val="0"/>
+        </w:rPr>
+        <w:t xml:space="preserve">(Section Title)</w:t>
+      </w:r>
+    </w:p>
+    <w:p>
+      <w:pPr>
+        <w:ind w:firstLine="720"/>
+        <w:rPr>
+          <w:b w:val="1"/>
+          <w:bCs w:val="1"/>
+          <w:sz w:val="24"/>
+          <w:szCs w:val="24"/>
+        </w:rPr>
+      </w:pPr>
+      <w:r>
+        <w:rPr>
+          <w:rtl w:val="0"/>
+        </w:rPr>
+      </w:r>
+    </w:p>
+    <w:p>
+      <w:pPr>
+        <w:numPr>
+          <w:ilvl w:val="0"/>
+          <w:numId w:val="1"/>
+        </w:numPr>
+        <w:ind w:left="720" w:hanging="360"/>
+        <w:rPr>
+          <w:sz w:val="24"/>
+          <w:szCs w:val="24"/>
+          <w:u w:val="none"/>
+        </w:rPr>
+      </w:pPr>
+      <w:r>
+        <w:rPr>
+          <w:sz w:val="24"/>
+          <w:szCs w:val="24"/>
+          <w:rtl w:val="0"/>
+        </w:rPr>
+        <w:t xml:space="preserve">“So you, Yirmeyahu, don’t pray for this people! Don’t cry, pray or intercede on their behalf with me; because I won’t listen to you.</w:t>
+      </w:r>
+    </w:p>
+    <w:p>
+      <w:pPr>
+        <w:numPr>
+          <w:ilvl w:val="0"/>
+          <w:numId w:val="1"/>
+        </w:numPr>
+        <w:ind w:left="720" w:hanging="360"/>
+        <w:rPr>
+          <w:sz w:val="24"/>
+          <w:szCs w:val="24"/>
+          <w:u w:val="none"/>
+        </w:rPr>
+      </w:pPr>
+      <w:r>
+        <w:rPr>
+          <w:sz w:val="24"/>
+          <w:szCs w:val="24"/>
+          <w:rtl w:val="0"/>
+        </w:rPr>
+        <w:t xml:space="preserve">Don’t you see what they are doing in the cities of Y’hudah and in the streets of Yerushalayim?</w:t>
+      </w:r>
+    </w:p>
+    <w:p>
+      <w:pPr>
+        <w:numPr>
+          <w:ilvl w:val="0"/>
+          <w:numId w:val="1"/>
+        </w:numPr>
+        <w:ind w:left="720" w:hanging="360"/>
+        <w:rPr>
+          <w:sz w:val="24"/>
+          <w:szCs w:val="24"/>
+          <w:u w:val="none"/>
+        </w:rPr>
+      </w:pPr>
+      <w:r>
+        <w:rPr>
+          <w:sz w:val="24"/>
+          <w:szCs w:val="24"/>
+          <w:rtl w:val="0"/>
+        </w:rPr>
+        <w:t xml:space="preserve">The children gather the wood, the fathers light the fire, and the women knead the dough to make cakes for the queen of heaven; and, just to provoke me, they pour out drink offerings to other idols!</w:t>
+      </w:r>
+    </w:p>
+    <w:p>
+      <w:pPr>
+        <w:numPr>
+          <w:ilvl w:val="0"/>
+          <w:numId w:val="1"/>
+        </w:numPr>
+        <w:ind w:left="720" w:hanging="360"/>
+        <w:rPr>
+          <w:sz w:val="24"/>
+          <w:szCs w:val="24"/>
+          <w:u w:val="none"/>
+        </w:rPr>
+      </w:pPr>
+      <w:r>
+        <w:rPr>
+          <w:sz w:val="24"/>
+          <w:szCs w:val="24"/>
+          <w:rtl w:val="0"/>
+        </w:rPr>
+        <w:t xml:space="preserve">Are they really provoking me,” asks EHYEH, “or are they provoking themselves, to their own ruin?”</w:t>
+      </w:r>
+    </w:p>
+    <w:p>
+      <w:pPr>
+        <w:numPr>
+          <w:ilvl w:val="0"/>
+          <w:numId w:val="1"/>
+        </w:numPr>
+        <w:ind w:left="720" w:hanging="360"/>
+        <w:rPr>
+          <w:sz w:val="24"/>
+          <w:szCs w:val="24"/>
+          <w:u w:val="none"/>
+        </w:rPr>
+      </w:pPr>
+      <w:r>
+        <w:rPr>
+          <w:sz w:val="24"/>
+          <w:szCs w:val="24"/>
+          <w:rtl w:val="0"/>
+        </w:rPr>
+        <w:t xml:space="preserve">Therefore, here is what ADONAI YIHOVEH says: “My anger and fury will be poured out on this place, on men, animals, trees in the fields and produce growing from the ground; and it will burn without being quenched.”</w:t>
+      </w:r>
+    </w:p>
+    <w:p>
+      <w:pPr>
+        <w:rPr>
+          <w:sz w:val="24"/>
+          <w:szCs w:val="24"/>
+        </w:rPr>
+      </w:pPr>
+      <w:r>
+        <w:rPr>
+          <w:rtl w:val="0"/>
+        </w:rPr>
+      </w:r>
+    </w:p>
+    <w:p>
+      <w:pPr>
+        <w:rPr>
+          <w:sz w:val="24"/>
+          <w:szCs w:val="24"/>
+        </w:rPr>
+      </w:pPr>
+      <w:r>
+        <w:rPr>
+          <w:rtl w:val="0"/>
+        </w:rPr>
+      </w:r>
+    </w:p>
+    <w:p>
+      <w:pPr>
+        <w:ind w:firstLine="720"/>
+        <w:rPr>
+          <w:b w:val="1"/>
+          <w:bCs w:val="1"/>
+          <w:sz w:val="24"/>
+          <w:szCs w:val="24"/>
+        </w:rPr>
+      </w:pPr>
+      <w:r>
+        <w:rPr>
+          <w:b w:val="1"/>
+          <w:bCs w:val="1"/>
+          <w:sz w:val="24"/>
+          <w:szCs w:val="24"/>
+          <w:rtl w:val="0"/>
+        </w:rPr>
+        <w:t xml:space="preserve">(Section Title)</w:t>
+      </w:r>
+    </w:p>
+    <w:p>
+      <w:pPr>
+        <w:ind w:firstLine="720"/>
+        <w:rPr>
+          <w:b w:val="1"/>
+          <w:bCs w:val="1"/>
+          <w:sz w:val="24"/>
+          <w:szCs w:val="24"/>
+        </w:rPr>
+      </w:pPr>
+      <w:r>
+        <w:rPr>
+          <w:rtl w:val="0"/>
+        </w:rPr>
+      </w:r>
+    </w:p>
+    <w:p>
+      <w:pPr>
+        <w:numPr>
+          <w:ilvl w:val="0"/>
+          <w:numId w:val="1"/>
+        </w:numPr>
+        <w:ind w:left="720" w:hanging="360"/>
+        <w:rPr>
+          <w:sz w:val="24"/>
+          <w:szCs w:val="24"/>
+          <w:u w:val="none"/>
+        </w:rPr>
+      </w:pPr>
+      <w:r>
+        <w:rPr>
+          <w:sz w:val="24"/>
+          <w:szCs w:val="24"/>
+          <w:rtl w:val="0"/>
+        </w:rPr>
+        <w:t xml:space="preserve">Thus says YIHOVEH TZVA'OT, Elohei of Isra’el: “You may as well eat the meat of your burnt offerings along with that of your sacrifices.</w:t>
+      </w:r>
+    </w:p>
+    <w:p>
+      <w:pPr>
+        <w:numPr>
+          <w:ilvl w:val="0"/>
+          <w:numId w:val="1"/>
+        </w:numPr>
+        <w:ind w:left="720" w:hanging="360"/>
+        <w:rPr>
+          <w:sz w:val="24"/>
+          <w:szCs w:val="24"/>
+          <w:u w:val="none"/>
+        </w:rPr>
+      </w:pPr>
+      <w:r>
+        <w:rPr>
+          <w:sz w:val="24"/>
+          <w:szCs w:val="24"/>
+          <w:rtl w:val="0"/>
+        </w:rPr>
+        <w:t xml:space="preserve">For I didn’t speak to your ancestors or give them orders concerning burnt offerings or sacrifices when I brought them out of the land of Egypt.</w:t>
+      </w:r>
+    </w:p>
+    <w:p>
+      <w:pPr>
+        <w:numPr>
+          <w:ilvl w:val="0"/>
+          <w:numId w:val="1"/>
+        </w:numPr>
+        <w:ind w:left="720" w:hanging="360"/>
+        <w:rPr>
+          <w:sz w:val="24"/>
+          <w:szCs w:val="24"/>
+          <w:u w:val="none"/>
+        </w:rPr>
+      </w:pPr>
+      <w:r>
+        <w:rPr>
+          <w:sz w:val="24"/>
+          <w:szCs w:val="24"/>
+          <w:rtl w:val="0"/>
+        </w:rPr>
+        <w:t xml:space="preserve">Rather, what I did order them was this: ‘Pay attention to what I say. Then I will be Eloheikha, and you will be my people. In everything, live according to the way that I order you, so that things will go well for you.’</w:t>
+      </w:r>
+    </w:p>
+    <w:p>
+      <w:pPr>
+        <w:numPr>
+          <w:ilvl w:val="0"/>
+          <w:numId w:val="1"/>
+        </w:numPr>
+        <w:ind w:left="720" w:hanging="360"/>
+        <w:rPr>
+          <w:sz w:val="24"/>
+          <w:szCs w:val="24"/>
+          <w:u w:val="none"/>
+        </w:rPr>
+      </w:pPr>
+      <w:r>
+        <w:rPr>
+          <w:sz w:val="24"/>
+          <w:szCs w:val="24"/>
+          <w:rtl w:val="0"/>
+        </w:rPr>
+        <w:t xml:space="preserve">But they neither listened nor paid attention, but lived according to their own plans, in the stubbornness of their evil hearts, thus going backward and not forward.</w:t>
+      </w:r>
+    </w:p>
+    <w:p>
+      <w:pPr>
+        <w:numPr>
+          <w:ilvl w:val="0"/>
+          <w:numId w:val="1"/>
+        </w:numPr>
+        <w:ind w:left="720" w:hanging="360"/>
+        <w:rPr>
+          <w:sz w:val="24"/>
+          <w:szCs w:val="24"/>
+          <w:u w:val="none"/>
+        </w:rPr>
+      </w:pPr>
+      <w:r>
+        <w:rPr>
+          <w:sz w:val="24"/>
+          <w:szCs w:val="24"/>
+          <w:rtl w:val="0"/>
+        </w:rPr>
+        <w:t xml:space="preserve">You have done this from the day your ancestors came out of Egypt until today. Even though I sent you all my servants the prophets, sending them time after time,</w:t>
+      </w:r>
+    </w:p>
+    <w:p>
+      <w:pPr>
+        <w:numPr>
+          <w:ilvl w:val="0"/>
+          <w:numId w:val="1"/>
+        </w:numPr>
+        <w:ind w:left="720" w:hanging="360"/>
+        <w:rPr>
+          <w:sz w:val="24"/>
+          <w:szCs w:val="24"/>
+          <w:u w:val="none"/>
+        </w:rPr>
+      </w:pPr>
+      <w:r>
+        <w:rPr>
+          <w:sz w:val="24"/>
+          <w:szCs w:val="24"/>
+          <w:rtl w:val="0"/>
+        </w:rPr>
+        <w:t xml:space="preserve">they would not listen or pay attention to me, but stiffened their necks; they did worse than their ancestors.</w:t>
+      </w:r>
+    </w:p>
+    <w:p>
+      <w:pPr>
+        <w:numPr>
+          <w:ilvl w:val="0"/>
+          <w:numId w:val="1"/>
+        </w:numPr>
+        <w:ind w:left="720" w:hanging="360"/>
+        <w:rPr>
+          <w:sz w:val="24"/>
+          <w:szCs w:val="24"/>
+          <w:u w:val="none"/>
+        </w:rPr>
+      </w:pPr>
+      <w:r>
+        <w:rPr>
+          <w:sz w:val="24"/>
+          <w:szCs w:val="24"/>
+          <w:rtl w:val="0"/>
+        </w:rPr>
+        <w:t xml:space="preserve">So tell them all this; but they won’t listen to you; likewise, call to them; but they won’t answer you.</w:t>
+      </w:r>
+    </w:p>
+    <w:p>
+      <w:pPr>
+        <w:ind w:left="720" w:firstLine="0"/>
+        <w:rPr>
+          <w:sz w:val="24"/>
+          <w:szCs w:val="24"/>
+        </w:rPr>
+      </w:pPr>
+      <w:r>
+        <w:rPr>
+          <w:rtl w:val="0"/>
+        </w:rPr>
+      </w:r>
+    </w:p>
+    <w:p>
+      <w:pPr>
+        <w:ind w:left="720" w:firstLine="0"/>
+        <w:rPr>
+          <w:sz w:val="24"/>
+          <w:szCs w:val="24"/>
+        </w:rPr>
+      </w:pPr>
+      <w:r>
+        <w:rPr>
+          <w:rtl w:val="0"/>
+        </w:rPr>
+      </w:r>
+    </w:p>
+    <w:p>
+      <w:pPr>
+        <w:jc w:val="center"/>
         <w:rPr>
           <w:b w:val="1"/>
           <w:bCs w:val="1"/>
           <w:color w:val="999999"/>
           <w:sz w:val="24"/>
           <w:szCs w:val="24"/>
-          <w:rtl w:val="0"/>
-        </w:rPr>
-        <w:t xml:space="preserve">(Book Title)</w:t>
-      </w:r>
-      <w:r>
-        <w:rPr>
-          <w:rtl w:val="0"/>
-        </w:rPr>
+        </w:rPr>
+      </w:pPr>
+      <w:r>
+        <w:rPr>
+          <w:b w:val="1"/>
+          <w:bCs w:val="1"/>
+          <w:color w:val="999999"/>
+          <w:sz w:val="24"/>
+          <w:szCs w:val="24"/>
+          <w:rtl w:val="0"/>
+        </w:rPr>
+        <w:t xml:space="preserve">Yirmeyahu</w:t>
       </w:r>
     </w:p>
     <w:p>
       <w:pPr>
         <w:jc w:val="center"/>
+        <w:rPr>
+          <w:sz w:val="24"/>
+          <w:szCs w:val="24"/>
+        </w:rPr>
+      </w:pPr>
+      <w:r>
         <w:rPr>
           <w:b w:val="1"/>
           <w:bCs w:val="1"/>
           <w:sz w:val="40"/>
           <w:szCs w:val="40"/>
-        </w:rPr>
-      </w:pPr>
-      <w:r>
-        <w:rPr>
-          <w:b w:val="1"/>
-          <w:bCs w:val="1"/>
-          <w:sz w:val="40"/>
-          <w:szCs w:val="40"/>
-          <w:rtl w:val="0"/>
-        </w:rPr>
-        <w:t xml:space="preserve">1</w:t>
-      </w:r>
-    </w:p>
-    <w:p>
-      <w:pPr>
-        <w:rPr>
-          <w:b w:val="1"/>
-          <w:bCs w:val="1"/>
-          <w:sz w:val="24"/>
-          <w:szCs w:val="24"/>
-        </w:rPr>
-      </w:pPr>
-      <w:r>
-        <w:rPr>
-          <w:rtl w:val="0"/>
-        </w:rPr>
-      </w:r>
-    </w:p>
-    <w:p>
-      <w:pPr>
-        <w:rPr>
-          <w:b w:val="1"/>
-          <w:bCs w:val="1"/>
-          <w:sz w:val="24"/>
-          <w:szCs w:val="24"/>
-        </w:rPr>
-      </w:pPr>
-      <w:r>
-        <w:rPr>
-          <w:rtl w:val="0"/>
-        </w:rPr>
-      </w:r>
-    </w:p>
-    <w:p>
-      <w:pPr>
-        <w:numPr>
-          <w:ilvl w:val="0"/>
-          <w:numId w:val="1"/>
-        </w:numPr>
-        <w:ind w:left="720" w:hanging="360"/>
-        <w:rPr>
-          <w:sz w:val="24"/>
-          <w:szCs w:val="24"/>
-          <w:u w:val="none"/>
-        </w:rPr>
-      </w:pPr>
-      <w:r>
-        <w:rPr>
-          <w:sz w:val="24"/>
-          <w:szCs w:val="24"/>
-          <w:rtl w:val="0"/>
-        </w:rPr>
-        <w:t xml:space="preserve">Text</w:t>
+          <w:rtl w:val="0"/>
+        </w:rPr>
+        <w:t xml:space="preserve">7</w:t>
+      </w:r>
+      <w:r>
+        <w:rPr>
+          <w:rtl w:val="0"/>
+        </w:rPr>
+      </w:r>
+    </w:p>
+    <w:p>
+      <w:pPr>
+        <w:ind w:left="720" w:firstLine="0"/>
+        <w:rPr>
+          <w:sz w:val="24"/>
+          <w:szCs w:val="24"/>
+        </w:rPr>
+      </w:pPr>
+      <w:r>
+        <w:rPr>
+          <w:rtl w:val="0"/>
+        </w:rPr>
+      </w:r>
+    </w:p>
+    <w:p>
+      <w:pPr>
+        <w:ind w:left="720" w:firstLine="0"/>
+        <w:rPr>
+          <w:sz w:val="24"/>
+          <w:szCs w:val="24"/>
+        </w:rPr>
+      </w:pPr>
+      <w:r>
+        <w:rPr>
+          <w:rtl w:val="0"/>
+        </w:rPr>
+      </w:r>
+    </w:p>
+    <w:p>
+      <w:pPr>
+        <w:numPr>
+          <w:ilvl w:val="0"/>
+          <w:numId w:val="1"/>
+        </w:numPr>
+        <w:ind w:left="720" w:hanging="360"/>
+        <w:rPr>
+          <w:sz w:val="24"/>
+          <w:szCs w:val="24"/>
+          <w:u w:val="none"/>
+        </w:rPr>
+      </w:pPr>
+      <w:r>
+        <w:rPr>
+          <w:sz w:val="24"/>
+          <w:szCs w:val="24"/>
+          <w:rtl w:val="0"/>
+        </w:rPr>
+        <w:t xml:space="preserve">Therefore, say to them, ‘This is the nation that has not listened to the voice of YIHOVEH ELOHEIHEM. They won’t take correction; faithfulness has perished; it has vanished from their mouths.</w:t>
+      </w:r>
+    </w:p>
+    <w:p>
+      <w:pPr>
+        <w:numPr>
+          <w:ilvl w:val="0"/>
+          <w:numId w:val="1"/>
+        </w:numPr>
+        <w:ind w:left="720" w:hanging="360"/>
+        <w:rPr>
+          <w:sz w:val="24"/>
+          <w:szCs w:val="24"/>
+          <w:u w:val="none"/>
+        </w:rPr>
+      </w:pPr>
+      <w:r>
+        <w:rPr>
+          <w:sz w:val="24"/>
+          <w:szCs w:val="24"/>
+          <w:rtl w:val="0"/>
+        </w:rPr>
+        <w:t xml:space="preserve">Cut off your hair, and throw it away, take up a lament on the bare hills, for EHYEH has rejected and abandoned the generation that rouses his anger.’</w:t>
+      </w:r>
+    </w:p>
+    <w:p>
+      <w:pPr>
+        <w:numPr>
+          <w:ilvl w:val="0"/>
+          <w:numId w:val="1"/>
+        </w:numPr>
+        <w:ind w:left="720" w:hanging="360"/>
+        <w:rPr>
+          <w:sz w:val="24"/>
+          <w:szCs w:val="24"/>
+          <w:u w:val="none"/>
+        </w:rPr>
+      </w:pPr>
+      <w:r>
+        <w:rPr>
+          <w:sz w:val="24"/>
+          <w:szCs w:val="24"/>
+          <w:rtl w:val="0"/>
+        </w:rPr>
+        <w:t xml:space="preserve">“For the people of Y’hudah have done what is evil from my perspective,” says EHYEH; “they have set up their detestable things in the house which bears my name, to defile it.</w:t>
+      </w:r>
+    </w:p>
+    <w:p>
+      <w:pPr>
+        <w:numPr>
+          <w:ilvl w:val="0"/>
+          <w:numId w:val="1"/>
+        </w:numPr>
+        <w:ind w:left="720" w:hanging="360"/>
+        <w:rPr>
+          <w:sz w:val="24"/>
+          <w:szCs w:val="24"/>
+          <w:u w:val="none"/>
+        </w:rPr>
+      </w:pPr>
+      <w:r>
+        <w:rPr>
+          <w:sz w:val="24"/>
+          <w:szCs w:val="24"/>
+          <w:rtl w:val="0"/>
+        </w:rPr>
+        <w:t xml:space="preserve">They have built the high places of Tofet in the Ben-Hinnom Valley, to burn their sons and daughters in the fire, something I never ordered; in fact, such a thing never even entered my mind!</w:t>
+      </w:r>
+    </w:p>
+    <w:p>
+      <w:pPr>
+        <w:numPr>
+          <w:ilvl w:val="0"/>
+          <w:numId w:val="1"/>
+        </w:numPr>
+        <w:ind w:left="720" w:hanging="360"/>
+        <w:rPr>
+          <w:sz w:val="24"/>
+          <w:szCs w:val="24"/>
+          <w:u w:val="none"/>
+        </w:rPr>
+      </w:pPr>
+      <w:r>
+        <w:rPr>
+          <w:sz w:val="24"/>
+          <w:szCs w:val="24"/>
+          <w:rtl w:val="0"/>
+        </w:rPr>
+        <w:t xml:space="preserve">Therefore, the days are coming,” says EHYEH, “when it will no longer be called either Tofet or the Ben-Hinnom Valley, but the Valley of Slaughter — they will put the dead in Tofet, because there will be no space left anywhere else.</w:t>
+      </w:r>
+    </w:p>
+    <w:p>
+      <w:pPr>
+        <w:numPr>
+          <w:ilvl w:val="0"/>
+          <w:numId w:val="1"/>
+        </w:numPr>
+        <w:ind w:left="720" w:hanging="360"/>
+        <w:rPr>
+          <w:sz w:val="24"/>
+          <w:szCs w:val="24"/>
+          <w:u w:val="none"/>
+        </w:rPr>
+      </w:pPr>
+      <w:r>
+        <w:rPr>
+          <w:sz w:val="24"/>
+          <w:szCs w:val="24"/>
+          <w:rtl w:val="0"/>
+        </w:rPr>
+        <w:t xml:space="preserve">The corpses of this people will become food for the birds in the air and the wild animals; no one will frighten them away.</w:t>
+      </w:r>
+    </w:p>
+    <w:p>
+      <w:pPr>
+        <w:numPr>
+          <w:ilvl w:val="0"/>
+          <w:numId w:val="1"/>
+        </w:numPr>
+        <w:ind w:left="720" w:hanging="360"/>
+        <w:rPr>
+          <w:sz w:val="24"/>
+          <w:szCs w:val="24"/>
+          <w:u w:val="none"/>
+        </w:rPr>
+      </w:pPr>
+      <w:r>
+        <w:rPr>
+          <w:sz w:val="24"/>
+          <w:szCs w:val="24"/>
+          <w:rtl w:val="0"/>
+        </w:rPr>
+        <w:t xml:space="preserve">Then in the cities of Y’hudah and the streets of Yerushalayim I will silence the sounds of joy and gladness and the voices of bridegroom and bride; because the land will be reduced to ruins.</w:t>
       </w:r>
     </w:p>
     <w:sectPr>
